--- a/tma/templates/AC PJ.docx
+++ b/tma/templates/AC PJ.docx
@@ -1,6 +1,6 @@
 
 <file path=word/document.xml><?xml version="1.0" encoding="utf-8"?>
-<w:document xmlns:wpc="http://schemas.microsoft.com/office/word/2010/wordprocessingCanvas" xmlns:cx="http://schemas.microsoft.com/office/drawing/2014/chartex" xmlns:cx1="http://schemas.microsoft.com/office/drawing/2015/9/8/chartex" xmlns:cx2="http://schemas.microsoft.com/office/drawing/2015/10/21/chartex" xmlns:cx3="http://schemas.microsoft.com/office/drawing/2016/5/9/chartex" xmlns:cx4="http://schemas.microsoft.com/office/drawing/2016/5/10/chartex" xmlns:cx5="http://schemas.microsoft.com/office/drawing/2016/5/11/chartex" xmlns:cx6="http://schemas.microsoft.com/office/drawing/2016/5/12/chartex" xmlns:cx7="http://schemas.microsoft.com/office/drawing/2016/5/13/chartex" xmlns:cx8="http://schemas.microsoft.com/office/drawing/2016/5/14/chartex" xmlns:mc="http://schemas.openxmlformats.org/markup-compatibility/2006" xmlns:aink="http://schemas.microsoft.com/office/drawing/2016/ink" xmlns:am3d="http://schemas.microsoft.com/office/drawing/2017/model3d" xmlns:o="urn:schemas-microsoft-com:office:office" xmlns:oel="http://schemas.microsoft.com/office/2019/extlst" xmlns:r="http://schemas.openxmlformats.org/officeDocument/2006/relationships" xmlns:m="http://schemas.openxmlformats.org/officeDocument/2006/math" xmlns:v="urn:schemas-microsoft-com:vml" xmlns:wp14="http://schemas.microsoft.com/office/word/2010/wordprocessingDrawing" xmlns:wp="http://schemas.openxmlformats.org/drawingml/2006/wordprocessingDrawing" xmlns:w10="urn:schemas-microsoft-com:office:word" xmlns:w="http://schemas.openxmlformats.org/wordprocessingml/2006/main" xmlns:w14="http://schemas.microsoft.com/office/word/2010/wordml" xmlns:w15="http://schemas.microsoft.com/office/word/2012/wordml" xmlns:w16cex="http://schemas.microsoft.com/office/word/2018/wordml/cex" xmlns:w16cid="http://schemas.microsoft.com/office/word/2016/wordml/cid" xmlns:w16="http://schemas.microsoft.com/office/word/2018/wordml" xmlns:w16du="http://schemas.microsoft.com/office/word/2023/wordml/word16du" xmlns:w16sdtdh="http://schemas.microsoft.com/office/word/2020/wordml/sdtdatahash" xmlns:w16sdtfl="http://schemas.microsoft.com/office/word/2024/wordml/sdtformatlock" xmlns:w16se="http://schemas.microsoft.com/office/word/2015/wordml/symex" xmlns:wpg="http://schemas.microsoft.com/office/word/2010/wordprocessingGroup" xmlns:wpi="http://schemas.microsoft.com/office/word/2010/wordprocessingInk" xmlns:wne="http://schemas.microsoft.com/office/word/2006/wordml" xmlns:wps="http://schemas.microsoft.com/office/word/2010/wordprocessingShape" mc:Ignorable="w14 w15 w16se w16cid w16 w16cex w16sdtdh w16sdtfl w16du wp14">
+<w:document xmlns:wpc="http://schemas.microsoft.com/office/word/2010/wordprocessingCanvas" xmlns:cx="http://schemas.microsoft.com/office/drawing/2014/chartex" xmlns:cx1="http://schemas.microsoft.com/office/drawing/2015/9/8/chartex" xmlns:mc="http://schemas.openxmlformats.org/markup-compatibility/2006" xmlns:o="urn:schemas-microsoft-com:office:office" xmlns:r="http://schemas.openxmlformats.org/officeDocument/2006/relationships" xmlns:m="http://schemas.openxmlformats.org/officeDocument/2006/math" xmlns:v="urn:schemas-microsoft-com:vml" xmlns:wp14="http://schemas.microsoft.com/office/word/2010/wordprocessingDrawing" xmlns:wp="http://schemas.openxmlformats.org/drawingml/2006/wordprocessingDrawing" xmlns:w10="urn:schemas-microsoft-com:office:word" xmlns:w="http://schemas.openxmlformats.org/wordprocessingml/2006/main" xmlns:w14="http://schemas.microsoft.com/office/word/2010/wordml" xmlns:w15="http://schemas.microsoft.com/office/word/2012/wordml" xmlns:w16se="http://schemas.microsoft.com/office/word/2015/wordml/symex" xmlns:wpg="http://schemas.microsoft.com/office/word/2010/wordprocessingGroup" xmlns:wpi="http://schemas.microsoft.com/office/word/2010/wordprocessingInk" xmlns:wne="http://schemas.microsoft.com/office/word/2006/wordml" xmlns:wps="http://schemas.microsoft.com/office/word/2010/wordprocessingShape" mc:Ignorable="w14 w15 w16se wp14">
   <w:body>
     <w:p>
       <w:pPr>
@@ -14,6 +14,7 @@
         <w:rPr>
           <w:rFonts w:asciiTheme="minorHAnsi" w:hAnsiTheme="minorHAnsi" w:cstheme="minorHAnsi"/>
           <w:noProof/>
+          <w:lang w:val="en-US" w:eastAsia="en-US" w:bidi="ar-SA"/>
         </w:rPr>
         <w:drawing>
           <wp:anchor distT="0" distB="0" distL="114300" distR="114300" simplePos="0" relativeHeight="251658242" behindDoc="1" locked="0" layoutInCell="1" allowOverlap="1" wp14:anchorId="11748093" wp14:editId="64789D33">
@@ -1015,6 +1016,7 @@
                 <w:rFonts w:asciiTheme="minorHAnsi" w:hAnsiTheme="minorHAnsi" w:cstheme="minorHAnsi"/>
                 <w:sz w:val="24"/>
                 <w:szCs w:val="24"/>
+                <w:highlight w:val="yellow"/>
                 <w:u w:val="single"/>
               </w:rPr>
             </w:pPr>
@@ -1023,6 +1025,7 @@
                 <w:rFonts w:asciiTheme="minorHAnsi" w:hAnsiTheme="minorHAnsi" w:cstheme="minorHAnsi"/>
                 <w:sz w:val="24"/>
                 <w:szCs w:val="24"/>
+                <w:highlight w:val="yellow"/>
                 <w:u w:val="single"/>
               </w:rPr>
               <w:t>Nombre o denominación social</w:t>
@@ -1032,6 +1035,7 @@
                 <w:rFonts w:asciiTheme="minorHAnsi" w:hAnsiTheme="minorHAnsi" w:cstheme="minorHAnsi"/>
                 <w:sz w:val="24"/>
                 <w:szCs w:val="24"/>
+                <w:highlight w:val="yellow"/>
                 <w:u w:val="single"/>
               </w:rPr>
               <w:t xml:space="preserve"> completa indicando el tipo de sociedad (por ejemplo S.A., S.R.L., etc.)</w:t>
@@ -1041,6 +1045,7 @@
                 <w:rFonts w:asciiTheme="minorHAnsi" w:hAnsiTheme="minorHAnsi" w:cstheme="minorHAnsi"/>
                 <w:sz w:val="24"/>
                 <w:szCs w:val="24"/>
+                <w:highlight w:val="yellow"/>
                 <w:u w:val="single"/>
               </w:rPr>
               <w:t>:</w:t>
@@ -1059,6 +1064,7 @@
                 <w:rFonts w:asciiTheme="minorHAnsi" w:hAnsiTheme="minorHAnsi" w:cstheme="minorHAnsi"/>
                 <w:sz w:val="24"/>
                 <w:szCs w:val="24"/>
+                <w:highlight w:val="yellow"/>
                 <w:u w:val="single"/>
               </w:rPr>
             </w:pPr>
@@ -1067,6 +1073,7 @@
                 <w:rFonts w:asciiTheme="minorHAnsi" w:hAnsiTheme="minorHAnsi" w:cstheme="minorHAnsi"/>
                 <w:sz w:val="24"/>
                 <w:szCs w:val="24"/>
+                <w:highlight w:val="yellow"/>
                 <w:u w:val="single"/>
               </w:rPr>
               <w:t xml:space="preserve">Domicilio: </w:t>
@@ -1085,6 +1092,7 @@
                 <w:rFonts w:asciiTheme="minorHAnsi" w:hAnsiTheme="minorHAnsi" w:cstheme="minorHAnsi"/>
                 <w:sz w:val="24"/>
                 <w:szCs w:val="24"/>
+                <w:highlight w:val="yellow"/>
                 <w:u w:val="single"/>
               </w:rPr>
             </w:pPr>
@@ -1093,6 +1101,7 @@
                 <w:rFonts w:asciiTheme="minorHAnsi" w:hAnsiTheme="minorHAnsi" w:cstheme="minorHAnsi"/>
                 <w:sz w:val="24"/>
                 <w:szCs w:val="24"/>
+                <w:highlight w:val="yellow"/>
                 <w:u w:val="single"/>
               </w:rPr>
               <w:t>Ciudad:</w:t>
@@ -1111,6 +1120,7 @@
                 <w:rFonts w:asciiTheme="minorHAnsi" w:hAnsiTheme="minorHAnsi" w:cstheme="minorHAnsi"/>
                 <w:sz w:val="24"/>
                 <w:szCs w:val="24"/>
+                <w:highlight w:val="yellow"/>
                 <w:u w:val="single"/>
               </w:rPr>
             </w:pPr>
@@ -1119,6 +1129,7 @@
                 <w:rFonts w:asciiTheme="minorHAnsi" w:hAnsiTheme="minorHAnsi" w:cstheme="minorHAnsi"/>
                 <w:sz w:val="24"/>
                 <w:szCs w:val="24"/>
+                <w:highlight w:val="yellow"/>
                 <w:u w:val="single"/>
               </w:rPr>
               <w:t>País:</w:t>
@@ -1137,6 +1148,7 @@
                 <w:rFonts w:asciiTheme="minorHAnsi" w:hAnsiTheme="minorHAnsi" w:cstheme="minorHAnsi"/>
                 <w:sz w:val="24"/>
                 <w:szCs w:val="24"/>
+                <w:highlight w:val="yellow"/>
                 <w:u w:val="single"/>
               </w:rPr>
             </w:pPr>
@@ -1145,6 +1157,7 @@
                 <w:rFonts w:asciiTheme="minorHAnsi" w:hAnsiTheme="minorHAnsi" w:cstheme="minorHAnsi"/>
                 <w:sz w:val="24"/>
                 <w:szCs w:val="24"/>
+                <w:highlight w:val="yellow"/>
                 <w:u w:val="single"/>
               </w:rPr>
               <w:t>Código Postal:</w:t>
@@ -1163,6 +1176,7 @@
                 <w:rFonts w:asciiTheme="minorHAnsi" w:hAnsiTheme="minorHAnsi" w:cstheme="minorHAnsi"/>
                 <w:sz w:val="24"/>
                 <w:szCs w:val="24"/>
+                <w:highlight w:val="yellow"/>
                 <w:u w:val="single"/>
               </w:rPr>
             </w:pPr>
@@ -1171,6 +1185,7 @@
                 <w:rFonts w:asciiTheme="minorHAnsi" w:hAnsiTheme="minorHAnsi" w:cstheme="minorHAnsi"/>
                 <w:sz w:val="24"/>
                 <w:szCs w:val="24"/>
+                <w:highlight w:val="yellow"/>
                 <w:u w:val="single"/>
               </w:rPr>
               <w:t>Número de t</w:t>
@@ -1180,6 +1195,7 @@
                 <w:rFonts w:asciiTheme="minorHAnsi" w:hAnsiTheme="minorHAnsi" w:cstheme="minorHAnsi"/>
                 <w:sz w:val="24"/>
                 <w:szCs w:val="24"/>
+                <w:highlight w:val="yellow"/>
                 <w:u w:val="single"/>
               </w:rPr>
               <w:t>eléfono:</w:t>
@@ -1198,6 +1214,7 @@
                 <w:rFonts w:asciiTheme="minorHAnsi" w:hAnsiTheme="minorHAnsi" w:cstheme="minorHAnsi"/>
                 <w:sz w:val="24"/>
                 <w:szCs w:val="24"/>
+                <w:highlight w:val="yellow"/>
                 <w:u w:val="single"/>
               </w:rPr>
             </w:pPr>
@@ -1206,6 +1223,7 @@
                 <w:rFonts w:asciiTheme="minorHAnsi" w:hAnsiTheme="minorHAnsi" w:cstheme="minorHAnsi"/>
                 <w:sz w:val="24"/>
                 <w:szCs w:val="24"/>
+                <w:highlight w:val="yellow"/>
                 <w:u w:val="single"/>
               </w:rPr>
               <w:t>Dirección de c</w:t>
@@ -1215,6 +1233,7 @@
                 <w:rFonts w:asciiTheme="minorHAnsi" w:hAnsiTheme="minorHAnsi" w:cstheme="minorHAnsi"/>
                 <w:sz w:val="24"/>
                 <w:szCs w:val="24"/>
+                <w:highlight w:val="yellow"/>
                 <w:u w:val="single"/>
               </w:rPr>
               <w:t>orreo electrónico:</w:t>
@@ -1233,6 +1252,7 @@
                 <w:rFonts w:asciiTheme="minorHAnsi" w:hAnsiTheme="minorHAnsi" w:cstheme="minorHAnsi"/>
                 <w:sz w:val="24"/>
                 <w:szCs w:val="24"/>
+                <w:highlight w:val="yellow"/>
                 <w:u w:val="single"/>
               </w:rPr>
             </w:pPr>
@@ -1241,6 +1261,7 @@
                 <w:rFonts w:asciiTheme="minorHAnsi" w:hAnsiTheme="minorHAnsi" w:cstheme="minorHAnsi"/>
                 <w:sz w:val="24"/>
                 <w:szCs w:val="24"/>
+                <w:highlight w:val="yellow"/>
                 <w:u w:val="single"/>
               </w:rPr>
               <w:t>Página</w:t>
@@ -1251,6 +1272,7 @@
                 <w:spacing w:val="-1"/>
                 <w:sz w:val="24"/>
                 <w:szCs w:val="24"/>
+                <w:highlight w:val="yellow"/>
                 <w:u w:val="single"/>
               </w:rPr>
               <w:t xml:space="preserve"> </w:t>
@@ -1260,6 +1282,7 @@
                 <w:rFonts w:asciiTheme="minorHAnsi" w:hAnsiTheme="minorHAnsi" w:cstheme="minorHAnsi"/>
                 <w:sz w:val="24"/>
                 <w:szCs w:val="24"/>
+                <w:highlight w:val="yellow"/>
                 <w:u w:val="single"/>
               </w:rPr>
               <w:t>web:</w:t>
@@ -1278,6 +1301,7 @@
                 <w:rFonts w:asciiTheme="minorHAnsi" w:hAnsiTheme="minorHAnsi" w:cstheme="minorHAnsi"/>
                 <w:sz w:val="24"/>
                 <w:szCs w:val="24"/>
+                <w:highlight w:val="yellow"/>
                 <w:u w:val="single"/>
               </w:rPr>
             </w:pPr>
@@ -1286,6 +1310,7 @@
                 <w:rFonts w:asciiTheme="minorHAnsi" w:hAnsiTheme="minorHAnsi" w:cstheme="minorHAnsi"/>
                 <w:sz w:val="24"/>
                 <w:szCs w:val="24"/>
+                <w:highlight w:val="yellow"/>
                 <w:u w:val="single"/>
               </w:rPr>
               <w:t>País donde</w:t>
@@ -1295,6 +1320,7 @@
                 <w:rFonts w:asciiTheme="minorHAnsi" w:hAnsiTheme="minorHAnsi" w:cstheme="minorHAnsi"/>
                 <w:sz w:val="24"/>
                 <w:szCs w:val="24"/>
+                <w:highlight w:val="yellow"/>
                 <w:u w:val="single"/>
               </w:rPr>
               <w:t xml:space="preserve"> el Proveedor</w:t>
@@ -1304,6 +1330,7 @@
                 <w:rFonts w:asciiTheme="minorHAnsi" w:hAnsiTheme="minorHAnsi" w:cstheme="minorHAnsi"/>
                 <w:sz w:val="24"/>
                 <w:szCs w:val="24"/>
+                <w:highlight w:val="yellow"/>
                 <w:u w:val="single"/>
               </w:rPr>
               <w:t xml:space="preserve"> e</w:t>
@@ -1313,6 +1340,7 @@
                 <w:rFonts w:asciiTheme="minorHAnsi" w:hAnsiTheme="minorHAnsi" w:cstheme="minorHAnsi"/>
                 <w:sz w:val="24"/>
                 <w:szCs w:val="24"/>
+                <w:highlight w:val="yellow"/>
                 <w:u w:val="single"/>
               </w:rPr>
               <w:t>stá legalmente establecida:</w:t>
@@ -1331,6 +1359,7 @@
                 <w:rFonts w:asciiTheme="minorHAnsi" w:hAnsiTheme="minorHAnsi" w:cstheme="minorHAnsi"/>
                 <w:sz w:val="24"/>
                 <w:szCs w:val="24"/>
+                <w:highlight w:val="yellow"/>
                 <w:u w:val="single"/>
               </w:rPr>
             </w:pPr>
@@ -1339,6 +1368,7 @@
                 <w:rFonts w:asciiTheme="minorHAnsi" w:hAnsiTheme="minorHAnsi" w:cstheme="minorHAnsi"/>
                 <w:sz w:val="24"/>
                 <w:szCs w:val="24"/>
+                <w:highlight w:val="yellow"/>
                 <w:u w:val="single"/>
               </w:rPr>
               <w:t xml:space="preserve"> </w:t>
@@ -1348,6 +1378,7 @@
                 <w:rFonts w:asciiTheme="minorHAnsi" w:hAnsiTheme="minorHAnsi" w:cstheme="minorHAnsi"/>
                 <w:sz w:val="24"/>
                 <w:szCs w:val="24"/>
+                <w:highlight w:val="yellow"/>
                 <w:u w:val="single"/>
               </w:rPr>
               <w:t>DNI/C</w:t>
@@ -1357,6 +1388,7 @@
                 <w:rFonts w:asciiTheme="minorHAnsi" w:hAnsiTheme="minorHAnsi" w:cstheme="minorHAnsi"/>
                 <w:sz w:val="24"/>
                 <w:szCs w:val="24"/>
+                <w:highlight w:val="yellow"/>
                 <w:u w:val="single"/>
               </w:rPr>
               <w:t>UIT:</w:t>
@@ -1375,6 +1407,7 @@
                 <w:rFonts w:asciiTheme="minorHAnsi" w:hAnsiTheme="minorHAnsi" w:cstheme="minorHAnsi"/>
                 <w:sz w:val="24"/>
                 <w:szCs w:val="24"/>
+                <w:highlight w:val="yellow"/>
                 <w:u w:val="single"/>
               </w:rPr>
             </w:pPr>
@@ -1383,6 +1416,7 @@
                 <w:rFonts w:asciiTheme="minorHAnsi" w:hAnsiTheme="minorHAnsi" w:cstheme="minorHAnsi"/>
                 <w:sz w:val="24"/>
                 <w:szCs w:val="24"/>
+                <w:highlight w:val="yellow"/>
                 <w:u w:val="single"/>
               </w:rPr>
               <w:t>Fecha</w:t>
@@ -1392,6 +1426,7 @@
                 <w:rFonts w:asciiTheme="minorHAnsi" w:hAnsiTheme="minorHAnsi" w:cstheme="minorHAnsi"/>
                 <w:sz w:val="24"/>
                 <w:szCs w:val="24"/>
+                <w:highlight w:val="yellow"/>
                 <w:u w:val="single"/>
               </w:rPr>
               <w:tab/>
@@ -1604,6 +1639,7 @@
                 <w:rFonts w:asciiTheme="minorHAnsi" w:hAnsiTheme="minorHAnsi" w:cstheme="minorHAnsi"/>
                 <w:sz w:val="24"/>
                 <w:szCs w:val="24"/>
+                <w:highlight w:val="yellow"/>
                 <w:u w:val="single"/>
               </w:rPr>
             </w:pPr>
@@ -1612,6 +1648,7 @@
                 <w:rFonts w:asciiTheme="minorHAnsi" w:hAnsiTheme="minorHAnsi" w:cstheme="minorHAnsi"/>
                 <w:sz w:val="24"/>
                 <w:szCs w:val="24"/>
+                <w:highlight w:val="yellow"/>
                 <w:u w:val="single"/>
               </w:rPr>
               <w:t>Nombre</w:t>
@@ -1621,6 +1658,7 @@
                 <w:rFonts w:asciiTheme="minorHAnsi" w:hAnsiTheme="minorHAnsi" w:cstheme="minorHAnsi"/>
                 <w:sz w:val="24"/>
                 <w:szCs w:val="24"/>
+                <w:highlight w:val="yellow"/>
                 <w:u w:val="single"/>
               </w:rPr>
               <w:t xml:space="preserve"> y apellido</w:t>
@@ -1630,6 +1668,7 @@
                 <w:rFonts w:asciiTheme="minorHAnsi" w:hAnsiTheme="minorHAnsi" w:cstheme="minorHAnsi"/>
                 <w:sz w:val="24"/>
                 <w:szCs w:val="24"/>
+                <w:highlight w:val="yellow"/>
                 <w:u w:val="single"/>
               </w:rPr>
               <w:t>:</w:t>
@@ -1644,6 +1683,7 @@
                 <w:rFonts w:asciiTheme="minorHAnsi" w:hAnsiTheme="minorHAnsi" w:cstheme="minorHAnsi"/>
                 <w:sz w:val="24"/>
                 <w:szCs w:val="24"/>
+                <w:highlight w:val="yellow"/>
                 <w:u w:val="single"/>
               </w:rPr>
             </w:pPr>
@@ -1657,6 +1697,7 @@
                 <w:rFonts w:asciiTheme="minorHAnsi" w:hAnsiTheme="minorHAnsi" w:cstheme="minorHAnsi"/>
                 <w:sz w:val="24"/>
                 <w:szCs w:val="24"/>
+                <w:highlight w:val="yellow"/>
                 <w:u w:val="single"/>
               </w:rPr>
             </w:pPr>
@@ -1665,6 +1706,7 @@
                 <w:rFonts w:asciiTheme="minorHAnsi" w:hAnsiTheme="minorHAnsi" w:cstheme="minorHAnsi"/>
                 <w:sz w:val="24"/>
                 <w:szCs w:val="24"/>
+                <w:highlight w:val="yellow"/>
                 <w:u w:val="single"/>
               </w:rPr>
               <w:t>Posición / Cargo:</w:t>
@@ -1679,6 +1721,102 @@
                 <w:rFonts w:asciiTheme="minorHAnsi" w:hAnsiTheme="minorHAnsi" w:cstheme="minorHAnsi"/>
                 <w:sz w:val="24"/>
                 <w:szCs w:val="24"/>
+                <w:highlight w:val="yellow"/>
+              </w:rPr>
+            </w:pPr>
+          </w:p>
+          <w:p>
+            <w:pPr>
+              <w:pStyle w:val="TableParagraph"/>
+              <w:spacing w:line="290" w:lineRule="exact"/>
+              <w:ind w:left="107"/>
+              <w:rPr>
+                <w:rFonts w:asciiTheme="minorHAnsi" w:hAnsiTheme="minorHAnsi" w:cstheme="minorHAnsi"/>
+                <w:sz w:val="24"/>
+                <w:szCs w:val="24"/>
+                <w:highlight w:val="yellow"/>
+                <w:u w:val="single"/>
+              </w:rPr>
+            </w:pPr>
+            <w:r>
+              <w:rPr>
+                <w:rFonts w:asciiTheme="minorHAnsi" w:hAnsiTheme="minorHAnsi" w:cstheme="minorHAnsi"/>
+                <w:sz w:val="24"/>
+                <w:szCs w:val="24"/>
+                <w:highlight w:val="yellow"/>
+                <w:u w:val="single"/>
+              </w:rPr>
+              <w:t>D</w:t>
+            </w:r>
+            <w:r>
+              <w:rPr>
+                <w:rFonts w:asciiTheme="minorHAnsi" w:hAnsiTheme="minorHAnsi" w:cstheme="minorHAnsi"/>
+                <w:sz w:val="24"/>
+                <w:szCs w:val="24"/>
+                <w:highlight w:val="yellow"/>
+                <w:u w:val="single"/>
+              </w:rPr>
+              <w:t>omicilio</w:t>
+            </w:r>
+            <w:r>
+              <w:rPr>
+                <w:rFonts w:asciiTheme="minorHAnsi" w:hAnsiTheme="minorHAnsi" w:cstheme="minorHAnsi"/>
+                <w:sz w:val="24"/>
+                <w:szCs w:val="24"/>
+                <w:highlight w:val="yellow"/>
+                <w:u w:val="single"/>
+              </w:rPr>
+              <w:t>:</w:t>
+            </w:r>
+            <w:bookmarkStart w:id="0" w:name="_GoBack"/>
+            <w:bookmarkEnd w:id="0"/>
+          </w:p>
+          <w:p>
+            <w:pPr>
+              <w:pStyle w:val="TableParagraph"/>
+              <w:spacing w:line="290" w:lineRule="exact"/>
+              <w:rPr>
+                <w:rFonts w:asciiTheme="minorHAnsi" w:hAnsiTheme="minorHAnsi" w:cstheme="minorHAnsi"/>
+                <w:sz w:val="24"/>
+                <w:szCs w:val="24"/>
+                <w:highlight w:val="yellow"/>
+              </w:rPr>
+            </w:pPr>
+          </w:p>
+          <w:p>
+            <w:pPr>
+              <w:pStyle w:val="TableParagraph"/>
+              <w:spacing w:line="290" w:lineRule="exact"/>
+              <w:ind w:left="107"/>
+              <w:rPr>
+                <w:rFonts w:asciiTheme="minorHAnsi" w:hAnsiTheme="minorHAnsi" w:cstheme="minorHAnsi"/>
+                <w:sz w:val="24"/>
+                <w:szCs w:val="24"/>
+                <w:highlight w:val="yellow"/>
+                <w:u w:val="single"/>
+              </w:rPr>
+            </w:pPr>
+            <w:r>
+              <w:rPr>
+                <w:rFonts w:asciiTheme="minorHAnsi" w:hAnsiTheme="minorHAnsi" w:cstheme="minorHAnsi"/>
+                <w:sz w:val="24"/>
+                <w:szCs w:val="24"/>
+                <w:highlight w:val="yellow"/>
+                <w:u w:val="single"/>
+              </w:rPr>
+              <w:t>Número de teléfono:</w:t>
+            </w:r>
+          </w:p>
+          <w:p>
+            <w:pPr>
+              <w:pStyle w:val="TableParagraph"/>
+              <w:spacing w:line="290" w:lineRule="exact"/>
+              <w:ind w:left="107"/>
+              <w:rPr>
+                <w:rFonts w:asciiTheme="minorHAnsi" w:hAnsiTheme="minorHAnsi" w:cstheme="minorHAnsi"/>
+                <w:sz w:val="24"/>
+                <w:szCs w:val="24"/>
+                <w:highlight w:val="yellow"/>
               </w:rPr>
             </w:pPr>
           </w:p>
@@ -1699,91 +1837,7 @@
                 <w:rFonts w:asciiTheme="minorHAnsi" w:hAnsiTheme="minorHAnsi" w:cstheme="minorHAnsi"/>
                 <w:sz w:val="24"/>
                 <w:szCs w:val="24"/>
-                <w:u w:val="single"/>
-              </w:rPr>
-              <w:t>D</w:t>
-            </w:r>
-            <w:r>
-              <w:rPr>
-                <w:rFonts w:asciiTheme="minorHAnsi" w:hAnsiTheme="minorHAnsi" w:cstheme="minorHAnsi"/>
-                <w:sz w:val="24"/>
-                <w:szCs w:val="24"/>
-                <w:u w:val="single"/>
-              </w:rPr>
-              <w:t>omicilio</w:t>
-            </w:r>
-            <w:r>
-              <w:rPr>
-                <w:rFonts w:asciiTheme="minorHAnsi" w:hAnsiTheme="minorHAnsi" w:cstheme="minorHAnsi"/>
-                <w:sz w:val="24"/>
-                <w:szCs w:val="24"/>
-                <w:u w:val="single"/>
-              </w:rPr>
-              <w:t>:</w:t>
-            </w:r>
-          </w:p>
-          <w:p>
-            <w:pPr>
-              <w:pStyle w:val="TableParagraph"/>
-              <w:spacing w:line="290" w:lineRule="exact"/>
-              <w:rPr>
-                <w:rFonts w:asciiTheme="minorHAnsi" w:hAnsiTheme="minorHAnsi" w:cstheme="minorHAnsi"/>
-                <w:sz w:val="24"/>
-                <w:szCs w:val="24"/>
-              </w:rPr>
-            </w:pPr>
-          </w:p>
-          <w:p>
-            <w:pPr>
-              <w:pStyle w:val="TableParagraph"/>
-              <w:spacing w:line="290" w:lineRule="exact"/>
-              <w:ind w:left="107"/>
-              <w:rPr>
-                <w:rFonts w:asciiTheme="minorHAnsi" w:hAnsiTheme="minorHAnsi" w:cstheme="minorHAnsi"/>
-                <w:sz w:val="24"/>
-                <w:szCs w:val="24"/>
-                <w:u w:val="single"/>
-              </w:rPr>
-            </w:pPr>
-            <w:r>
-              <w:rPr>
-                <w:rFonts w:asciiTheme="minorHAnsi" w:hAnsiTheme="minorHAnsi" w:cstheme="minorHAnsi"/>
-                <w:sz w:val="24"/>
-                <w:szCs w:val="24"/>
-                <w:u w:val="single"/>
-              </w:rPr>
-              <w:t>Número de teléfono:</w:t>
-            </w:r>
-          </w:p>
-          <w:p>
-            <w:pPr>
-              <w:pStyle w:val="TableParagraph"/>
-              <w:spacing w:line="290" w:lineRule="exact"/>
-              <w:ind w:left="107"/>
-              <w:rPr>
-                <w:rFonts w:asciiTheme="minorHAnsi" w:hAnsiTheme="minorHAnsi" w:cstheme="minorHAnsi"/>
-                <w:sz w:val="24"/>
-                <w:szCs w:val="24"/>
-              </w:rPr>
-            </w:pPr>
-          </w:p>
-          <w:p>
-            <w:pPr>
-              <w:pStyle w:val="TableParagraph"/>
-              <w:spacing w:line="290" w:lineRule="exact"/>
-              <w:ind w:left="107"/>
-              <w:rPr>
-                <w:rFonts w:asciiTheme="minorHAnsi" w:hAnsiTheme="minorHAnsi" w:cstheme="minorHAnsi"/>
-                <w:sz w:val="24"/>
-                <w:szCs w:val="24"/>
-                <w:u w:val="single"/>
-              </w:rPr>
-            </w:pPr>
-            <w:r>
-              <w:rPr>
-                <w:rFonts w:asciiTheme="minorHAnsi" w:hAnsiTheme="minorHAnsi" w:cstheme="minorHAnsi"/>
-                <w:sz w:val="24"/>
-                <w:szCs w:val="24"/>
+                <w:highlight w:val="yellow"/>
                 <w:u w:val="single"/>
               </w:rPr>
               <w:t>Dirección de correo electrónico:</w:t>
@@ -3090,6 +3144,7 @@
         <w:rPr>
           <w:rFonts w:asciiTheme="minorHAnsi" w:hAnsiTheme="minorHAnsi" w:cstheme="minorHAnsi"/>
           <w:noProof/>
+          <w:lang w:val="en-US" w:eastAsia="en-US" w:bidi="ar-SA"/>
         </w:rPr>
         <mc:AlternateContent>
           <mc:Choice Requires="wpg">
@@ -3215,7 +3270,7 @@
               </wp:anchor>
             </w:drawing>
           </mc:Choice>
-          <mc:Fallback>
+          <mc:Fallback xmlns:w16sdtfl="http://schemas.microsoft.com/office/word/2024/wordml/sdtformatlock" xmlns:w16sdtdh="http://schemas.microsoft.com/office/word/2020/wordml/sdtdatahash" xmlns:w16du="http://schemas.microsoft.com/office/word/2023/wordml/word16du" xmlns:w16="http://schemas.microsoft.com/office/word/2018/wordml" xmlns:w16cid="http://schemas.microsoft.com/office/word/2016/wordml/cid" xmlns:w16cex="http://schemas.microsoft.com/office/word/2018/wordml/cex" xmlns:oel="http://schemas.microsoft.com/office/2019/extlst" xmlns:am3d="http://schemas.microsoft.com/office/drawing/2017/model3d" xmlns:aink="http://schemas.microsoft.com/office/drawing/2016/ink" xmlns:cx8="http://schemas.microsoft.com/office/drawing/2016/5/14/chartex" xmlns:cx7="http://schemas.microsoft.com/office/drawing/2016/5/13/chartex" xmlns:cx6="http://schemas.microsoft.com/office/drawing/2016/5/12/chartex" xmlns:cx5="http://schemas.microsoft.com/office/drawing/2016/5/11/chartex" xmlns:cx4="http://schemas.microsoft.com/office/drawing/2016/5/10/chartex" xmlns:cx3="http://schemas.microsoft.com/office/drawing/2016/5/9/chartex" xmlns:cx2="http://schemas.microsoft.com/office/drawing/2015/10/21/chartex">
             <w:pict>
               <v:group w14:anchorId="7532B881" id="Group 6" o:spid="_x0000_s1026" style="position:absolute;margin-left:226.7pt;margin-top:-5.4pt;width:24.75pt;height:18pt;z-index:-251658752;mso-position-horizontal-relative:page" coordorigin="4534,-108" coordsize="495,360" o:gfxdata="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">
                 <v:shapetype id="_x0000_t75" coordsize="21600,21600" o:spt="75" o:preferrelative="t" path="m@4@5l@4@11@9@11@9@5xe" filled="f" stroked="f">
@@ -3253,6 +3308,7 @@
         <w:rPr>
           <w:rFonts w:asciiTheme="minorHAnsi" w:hAnsiTheme="minorHAnsi" w:cstheme="minorHAnsi"/>
           <w:noProof/>
+          <w:lang w:val="en-US" w:eastAsia="en-US" w:bidi="ar-SA"/>
         </w:rPr>
         <mc:AlternateContent>
           <mc:Choice Requires="wpg">
@@ -3378,7 +3434,7 @@
               </wp:anchor>
             </w:drawing>
           </mc:Choice>
-          <mc:Fallback>
+          <mc:Fallback xmlns:w16sdtfl="http://schemas.microsoft.com/office/word/2024/wordml/sdtformatlock" xmlns:w16sdtdh="http://schemas.microsoft.com/office/word/2020/wordml/sdtdatahash" xmlns:w16du="http://schemas.microsoft.com/office/word/2023/wordml/word16du" xmlns:w16="http://schemas.microsoft.com/office/word/2018/wordml" xmlns:w16cid="http://schemas.microsoft.com/office/word/2016/wordml/cid" xmlns:w16cex="http://schemas.microsoft.com/office/word/2018/wordml/cex" xmlns:oel="http://schemas.microsoft.com/office/2019/extlst" xmlns:am3d="http://schemas.microsoft.com/office/drawing/2017/model3d" xmlns:aink="http://schemas.microsoft.com/office/drawing/2016/ink" xmlns:cx8="http://schemas.microsoft.com/office/drawing/2016/5/14/chartex" xmlns:cx7="http://schemas.microsoft.com/office/drawing/2016/5/13/chartex" xmlns:cx6="http://schemas.microsoft.com/office/drawing/2016/5/12/chartex" xmlns:cx5="http://schemas.microsoft.com/office/drawing/2016/5/11/chartex" xmlns:cx4="http://schemas.microsoft.com/office/drawing/2016/5/10/chartex" xmlns:cx3="http://schemas.microsoft.com/office/drawing/2016/5/9/chartex" xmlns:cx2="http://schemas.microsoft.com/office/drawing/2015/10/21/chartex">
             <w:pict>
               <v:group w14:anchorId="220B68BA" id="Group 3" o:spid="_x0000_s1026" style="position:absolute;margin-left:403.7pt;margin-top:-4.35pt;width:24.75pt;height:18pt;z-index:251656704;mso-position-horizontal-relative:page" coordorigin="8074,-87" coordsize="495,360" o:gfxdata="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">
                 <v:shape id="Picture 5" o:spid="_x0000_s1027" type="#_x0000_t75" style="position:absolute;left:8073;top:-72;width:495;height:300;visibility:visible;mso-wrap-style:square" o:gfxdata="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">
@@ -5922,43 +5978,7 @@
           <w:sz w:val="24"/>
           <w:szCs w:val="24"/>
         </w:rPr>
-        <w:t xml:space="preserve"> a fin de influir en actuaciones de la autoridad o institución pública o, de alguna forma, de obtener una ventaja indebida; (</w:t>
-      </w:r>
-      <w:proofErr w:type="spellStart"/>
-      <w:r>
-        <w:rPr>
-          <w:rFonts w:asciiTheme="minorHAnsi" w:hAnsiTheme="minorHAnsi" w:cstheme="minorHAnsi"/>
-          <w:sz w:val="24"/>
-          <w:szCs w:val="24"/>
-        </w:rPr>
-        <w:t>ii</w:t>
-      </w:r>
-      <w:proofErr w:type="spellEnd"/>
-      <w:r>
-        <w:rPr>
-          <w:rFonts w:asciiTheme="minorHAnsi" w:hAnsiTheme="minorHAnsi" w:cstheme="minorHAnsi"/>
-          <w:sz w:val="24"/>
-          <w:szCs w:val="24"/>
-        </w:rPr>
-        <w:t>) cualquier otra persona, teniendo conocimiento de que todo o parte del dinero u objeto de valor será ofrecido o entregado a un Funcionario Público para influir en actuaciones de la autoridad o institución pública o, de alguna forma, obtener una ventaja indebida, o (</w:t>
-      </w:r>
-      <w:proofErr w:type="spellStart"/>
-      <w:r>
-        <w:rPr>
-          <w:rFonts w:asciiTheme="minorHAnsi" w:hAnsiTheme="minorHAnsi" w:cstheme="minorHAnsi"/>
-          <w:sz w:val="24"/>
-          <w:szCs w:val="24"/>
-        </w:rPr>
-        <w:t>iii</w:t>
-      </w:r>
-      <w:proofErr w:type="spellEnd"/>
-      <w:r>
-        <w:rPr>
-          <w:rFonts w:asciiTheme="minorHAnsi" w:hAnsiTheme="minorHAnsi" w:cstheme="minorHAnsi"/>
-          <w:sz w:val="24"/>
-          <w:szCs w:val="24"/>
-        </w:rPr>
-        <w:t>) a cualquier otra persona, a fin de inducirle a actuar de manera desleal o, de cualquier modo, inapropiada;</w:t>
+        <w:t xml:space="preserve"> a fin de influir en actuaciones de la autoridad o institución pública o, de alguna forma, de obtener una ventaja indebida; (ii) cualquier otra persona, teniendo conocimiento de que todo o parte del dinero u objeto de valor será ofrecido o entregado a un Funcionario Público para influir en actuaciones de la autoridad o institución pública o, de alguna forma, obtener una ventaja indebida, o (iii) a cualquier otra persona, a fin de inducirle a actuar de manera desleal o, de cualquier modo, inapropiada;</w:t>
       </w:r>
     </w:p>
     <w:p>
@@ -6477,7 +6497,7 @@
 </file>
 
 <file path=word/endnotes.xml><?xml version="1.0" encoding="utf-8"?>
-<w:endnotes xmlns:wpc="http://schemas.microsoft.com/office/word/2010/wordprocessingCanvas" xmlns:cx="http://schemas.microsoft.com/office/drawing/2014/chartex" xmlns:cx1="http://schemas.microsoft.com/office/drawing/2015/9/8/chartex" xmlns:cx2="http://schemas.microsoft.com/office/drawing/2015/10/21/chartex" xmlns:cx3="http://schemas.microsoft.com/office/drawing/2016/5/9/chartex" xmlns:cx4="http://schemas.microsoft.com/office/drawing/2016/5/10/chartex" xmlns:cx5="http://schemas.microsoft.com/office/drawing/2016/5/11/chartex" xmlns:cx6="http://schemas.microsoft.com/office/drawing/2016/5/12/chartex" xmlns:cx7="http://schemas.microsoft.com/office/drawing/2016/5/13/chartex" xmlns:cx8="http://schemas.microsoft.com/office/drawing/2016/5/14/chartex" xmlns:mc="http://schemas.openxmlformats.org/markup-compatibility/2006" xmlns:aink="http://schemas.microsoft.com/office/drawing/2016/ink" xmlns:am3d="http://schemas.microsoft.com/office/drawing/2017/model3d" xmlns:o="urn:schemas-microsoft-com:office:office" xmlns:oel="http://schemas.microsoft.com/office/2019/extlst" xmlns:r="http://schemas.openxmlformats.org/officeDocument/2006/relationships" xmlns:m="http://schemas.openxmlformats.org/officeDocument/2006/math" xmlns:v="urn:schemas-microsoft-com:vml" xmlns:wp14="http://schemas.microsoft.com/office/word/2010/wordprocessingDrawing" xmlns:wp="http://schemas.openxmlformats.org/drawingml/2006/wordprocessingDrawing" xmlns:w10="urn:schemas-microsoft-com:office:word" xmlns:w="http://schemas.openxmlformats.org/wordprocessingml/2006/main" xmlns:w14="http://schemas.microsoft.com/office/word/2010/wordml" xmlns:w15="http://schemas.microsoft.com/office/word/2012/wordml" xmlns:w16cex="http://schemas.microsoft.com/office/word/2018/wordml/cex" xmlns:w16cid="http://schemas.microsoft.com/office/word/2016/wordml/cid" xmlns:w16="http://schemas.microsoft.com/office/word/2018/wordml" xmlns:w16du="http://schemas.microsoft.com/office/word/2023/wordml/word16du" xmlns:w16sdtdh="http://schemas.microsoft.com/office/word/2020/wordml/sdtdatahash" xmlns:w16sdtfl="http://schemas.microsoft.com/office/word/2024/wordml/sdtformatlock" xmlns:w16se="http://schemas.microsoft.com/office/word/2015/wordml/symex" xmlns:wpg="http://schemas.microsoft.com/office/word/2010/wordprocessingGroup" xmlns:wpi="http://schemas.microsoft.com/office/word/2010/wordprocessingInk" xmlns:wne="http://schemas.microsoft.com/office/word/2006/wordml" xmlns:wps="http://schemas.microsoft.com/office/word/2010/wordprocessingShape" mc:Ignorable="w14 w15 w16se w16cid w16 w16cex w16sdtdh w16sdtfl w16du wp14">
+<w:endnotes xmlns:wpc="http://schemas.microsoft.com/office/word/2010/wordprocessingCanvas" xmlns:cx="http://schemas.microsoft.com/office/drawing/2014/chartex" xmlns:cx1="http://schemas.microsoft.com/office/drawing/2015/9/8/chartex" xmlns:mc="http://schemas.openxmlformats.org/markup-compatibility/2006" xmlns:o="urn:schemas-microsoft-com:office:office" xmlns:r="http://schemas.openxmlformats.org/officeDocument/2006/relationships" xmlns:m="http://schemas.openxmlformats.org/officeDocument/2006/math" xmlns:v="urn:schemas-microsoft-com:vml" xmlns:wp14="http://schemas.microsoft.com/office/word/2010/wordprocessingDrawing" xmlns:wp="http://schemas.openxmlformats.org/drawingml/2006/wordprocessingDrawing" xmlns:w10="urn:schemas-microsoft-com:office:word" xmlns:w="http://schemas.openxmlformats.org/wordprocessingml/2006/main" xmlns:w14="http://schemas.microsoft.com/office/word/2010/wordml" xmlns:w15="http://schemas.microsoft.com/office/word/2012/wordml" xmlns:w16se="http://schemas.microsoft.com/office/word/2015/wordml/symex" xmlns:wpg="http://schemas.microsoft.com/office/word/2010/wordprocessingGroup" xmlns:wpi="http://schemas.microsoft.com/office/word/2010/wordprocessingInk" xmlns:wne="http://schemas.microsoft.com/office/word/2006/wordml" xmlns:wps="http://schemas.microsoft.com/office/word/2010/wordprocessingShape" mc:Ignorable="w14 w15 w16se wp14">
   <w:endnote w:type="separator" w:id="-1">
     <w:p>
       <w:r>
@@ -6499,7 +6519,7 @@
 </file>
 
 <file path=word/footer1.xml><?xml version="1.0" encoding="utf-8"?>
-<w:ftr xmlns:wpc="http://schemas.microsoft.com/office/word/2010/wordprocessingCanvas" xmlns:cx="http://schemas.microsoft.com/office/drawing/2014/chartex" xmlns:cx1="http://schemas.microsoft.com/office/drawing/2015/9/8/chartex" xmlns:cx2="http://schemas.microsoft.com/office/drawing/2015/10/21/chartex" xmlns:cx3="http://schemas.microsoft.com/office/drawing/2016/5/9/chartex" xmlns:cx4="http://schemas.microsoft.com/office/drawing/2016/5/10/chartex" xmlns:cx5="http://schemas.microsoft.com/office/drawing/2016/5/11/chartex" xmlns:cx6="http://schemas.microsoft.com/office/drawing/2016/5/12/chartex" xmlns:cx7="http://schemas.microsoft.com/office/drawing/2016/5/13/chartex" xmlns:cx8="http://schemas.microsoft.com/office/drawing/2016/5/14/chartex" xmlns:mc="http://schemas.openxmlformats.org/markup-compatibility/2006" xmlns:aink="http://schemas.microsoft.com/office/drawing/2016/ink" xmlns:am3d="http://schemas.microsoft.com/office/drawing/2017/model3d" xmlns:o="urn:schemas-microsoft-com:office:office" xmlns:oel="http://schemas.microsoft.com/office/2019/extlst" xmlns:r="http://schemas.openxmlformats.org/officeDocument/2006/relationships" xmlns:m="http://schemas.openxmlformats.org/officeDocument/2006/math" xmlns:v="urn:schemas-microsoft-com:vml" xmlns:wp14="http://schemas.microsoft.com/office/word/2010/wordprocessingDrawing" xmlns:wp="http://schemas.openxmlformats.org/drawingml/2006/wordprocessingDrawing" xmlns:w10="urn:schemas-microsoft-com:office:word" xmlns:w="http://schemas.openxmlformats.org/wordprocessingml/2006/main" xmlns:w14="http://schemas.microsoft.com/office/word/2010/wordml" xmlns:w15="http://schemas.microsoft.com/office/word/2012/wordml" xmlns:w16cex="http://schemas.microsoft.com/office/word/2018/wordml/cex" xmlns:w16cid="http://schemas.microsoft.com/office/word/2016/wordml/cid" xmlns:w16="http://schemas.microsoft.com/office/word/2018/wordml" xmlns:w16du="http://schemas.microsoft.com/office/word/2023/wordml/word16du" xmlns:w16sdtdh="http://schemas.microsoft.com/office/word/2020/wordml/sdtdatahash" xmlns:w16sdtfl="http://schemas.microsoft.com/office/word/2024/wordml/sdtformatlock" xmlns:w16se="http://schemas.microsoft.com/office/word/2015/wordml/symex" xmlns:wpg="http://schemas.microsoft.com/office/word/2010/wordprocessingGroup" xmlns:wpi="http://schemas.microsoft.com/office/word/2010/wordprocessingInk" xmlns:wne="http://schemas.microsoft.com/office/word/2006/wordml" xmlns:wps="http://schemas.microsoft.com/office/word/2010/wordprocessingShape" mc:Ignorable="w14 w15 w16se w16cid w16 w16cex w16sdtdh w16sdtfl w16du wp14">
+<w:ftr xmlns:wpc="http://schemas.microsoft.com/office/word/2010/wordprocessingCanvas" xmlns:cx="http://schemas.microsoft.com/office/drawing/2014/chartex" xmlns:cx1="http://schemas.microsoft.com/office/drawing/2015/9/8/chartex" xmlns:mc="http://schemas.openxmlformats.org/markup-compatibility/2006" xmlns:o="urn:schemas-microsoft-com:office:office" xmlns:r="http://schemas.openxmlformats.org/officeDocument/2006/relationships" xmlns:m="http://schemas.openxmlformats.org/officeDocument/2006/math" xmlns:v="urn:schemas-microsoft-com:vml" xmlns:wp14="http://schemas.microsoft.com/office/word/2010/wordprocessingDrawing" xmlns:wp="http://schemas.openxmlformats.org/drawingml/2006/wordprocessingDrawing" xmlns:w10="urn:schemas-microsoft-com:office:word" xmlns:w="http://schemas.openxmlformats.org/wordprocessingml/2006/main" xmlns:w14="http://schemas.microsoft.com/office/word/2010/wordml" xmlns:w15="http://schemas.microsoft.com/office/word/2012/wordml" xmlns:w16se="http://schemas.microsoft.com/office/word/2015/wordml/symex" xmlns:wpg="http://schemas.microsoft.com/office/word/2010/wordprocessingGroup" xmlns:wpi="http://schemas.microsoft.com/office/word/2010/wordprocessingInk" xmlns:wne="http://schemas.microsoft.com/office/word/2006/wordml" xmlns:wps="http://schemas.microsoft.com/office/word/2010/wordprocessingShape" mc:Ignorable="w14 w15 w16se wp14">
   <w:p>
     <w:pPr>
       <w:pStyle w:val="Piedepgina"/>
@@ -6509,7 +6529,7 @@
 </file>
 
 <file path=word/footer2.xml><?xml version="1.0" encoding="utf-8"?>
-<w:ftr xmlns:wpc="http://schemas.microsoft.com/office/word/2010/wordprocessingCanvas" xmlns:cx="http://schemas.microsoft.com/office/drawing/2014/chartex" xmlns:cx1="http://schemas.microsoft.com/office/drawing/2015/9/8/chartex" xmlns:cx2="http://schemas.microsoft.com/office/drawing/2015/10/21/chartex" xmlns:cx3="http://schemas.microsoft.com/office/drawing/2016/5/9/chartex" xmlns:cx4="http://schemas.microsoft.com/office/drawing/2016/5/10/chartex" xmlns:cx5="http://schemas.microsoft.com/office/drawing/2016/5/11/chartex" xmlns:cx6="http://schemas.microsoft.com/office/drawing/2016/5/12/chartex" xmlns:cx7="http://schemas.microsoft.com/office/drawing/2016/5/13/chartex" xmlns:cx8="http://schemas.microsoft.com/office/drawing/2016/5/14/chartex" xmlns:mc="http://schemas.openxmlformats.org/markup-compatibility/2006" xmlns:aink="http://schemas.microsoft.com/office/drawing/2016/ink" xmlns:am3d="http://schemas.microsoft.com/office/drawing/2017/model3d" xmlns:o="urn:schemas-microsoft-com:office:office" xmlns:oel="http://schemas.microsoft.com/office/2019/extlst" xmlns:r="http://schemas.openxmlformats.org/officeDocument/2006/relationships" xmlns:m="http://schemas.openxmlformats.org/officeDocument/2006/math" xmlns:v="urn:schemas-microsoft-com:vml" xmlns:wp14="http://schemas.microsoft.com/office/word/2010/wordprocessingDrawing" xmlns:wp="http://schemas.openxmlformats.org/drawingml/2006/wordprocessingDrawing" xmlns:w10="urn:schemas-microsoft-com:office:word" xmlns:w="http://schemas.openxmlformats.org/wordprocessingml/2006/main" xmlns:w14="http://schemas.microsoft.com/office/word/2010/wordml" xmlns:w15="http://schemas.microsoft.com/office/word/2012/wordml" xmlns:w16cex="http://schemas.microsoft.com/office/word/2018/wordml/cex" xmlns:w16cid="http://schemas.microsoft.com/office/word/2016/wordml/cid" xmlns:w16="http://schemas.microsoft.com/office/word/2018/wordml" xmlns:w16du="http://schemas.microsoft.com/office/word/2023/wordml/word16du" xmlns:w16sdtdh="http://schemas.microsoft.com/office/word/2020/wordml/sdtdatahash" xmlns:w16sdtfl="http://schemas.microsoft.com/office/word/2024/wordml/sdtformatlock" xmlns:w16se="http://schemas.microsoft.com/office/word/2015/wordml/symex" xmlns:wpg="http://schemas.microsoft.com/office/word/2010/wordprocessingGroup" xmlns:wpi="http://schemas.microsoft.com/office/word/2010/wordprocessingInk" xmlns:wne="http://schemas.microsoft.com/office/word/2006/wordml" xmlns:wps="http://schemas.microsoft.com/office/word/2010/wordprocessingShape" mc:Ignorable="w14 w15 w16se w16cid w16 w16cex w16sdtdh w16sdtfl w16du wp14">
+<w:ftr xmlns:wpc="http://schemas.microsoft.com/office/word/2010/wordprocessingCanvas" xmlns:cx="http://schemas.microsoft.com/office/drawing/2014/chartex" xmlns:cx1="http://schemas.microsoft.com/office/drawing/2015/9/8/chartex" xmlns:mc="http://schemas.openxmlformats.org/markup-compatibility/2006" xmlns:o="urn:schemas-microsoft-com:office:office" xmlns:r="http://schemas.openxmlformats.org/officeDocument/2006/relationships" xmlns:m="http://schemas.openxmlformats.org/officeDocument/2006/math" xmlns:v="urn:schemas-microsoft-com:vml" xmlns:wp14="http://schemas.microsoft.com/office/word/2010/wordprocessingDrawing" xmlns:wp="http://schemas.openxmlformats.org/drawingml/2006/wordprocessingDrawing" xmlns:w10="urn:schemas-microsoft-com:office:word" xmlns:w="http://schemas.openxmlformats.org/wordprocessingml/2006/main" xmlns:w14="http://schemas.microsoft.com/office/word/2010/wordml" xmlns:w15="http://schemas.microsoft.com/office/word/2012/wordml" xmlns:w16se="http://schemas.microsoft.com/office/word/2015/wordml/symex" xmlns:wpg="http://schemas.microsoft.com/office/word/2010/wordprocessingGroup" xmlns:wpi="http://schemas.microsoft.com/office/word/2010/wordprocessingInk" xmlns:wne="http://schemas.microsoft.com/office/word/2006/wordml" xmlns:wps="http://schemas.microsoft.com/office/word/2010/wordprocessingShape" mc:Ignorable="w14 w15 w16se wp14">
   <w:p>
     <w:pPr>
       <w:pStyle w:val="Textoindependiente"/>
@@ -6521,6 +6541,7 @@
     <w:r>
       <w:rPr>
         <w:noProof/>
+        <w:lang w:val="en-US" w:eastAsia="en-US" w:bidi="ar-SA"/>
       </w:rPr>
       <mc:AlternateContent>
         <mc:Choice Requires="wps">
@@ -6595,7 +6616,10 @@
                             <w:fldChar w:fldCharType="separate"/>
                           </w:r>
                           <w:r>
-                            <w:t>3</w:t>
+                            <w:rPr>
+                              <w:noProof/>
+                            </w:rPr>
+                            <w:t>1</w:t>
                           </w:r>
                           <w:r>
                             <w:fldChar w:fldCharType="end"/>
@@ -6624,7 +6648,7 @@
               <v:stroke joinstyle="miter"/>
               <v:path gradientshapeok="t" o:connecttype="rect"/>
             </v:shapetype>
-            <v:shape id="Text Box 1" o:spid="_x0000_s1026" type="#_x0000_t202" style="position:absolute;margin-left:292.9pt;margin-top:775.65pt;width:9.6pt;height:13.05pt;z-index:-251658240;visibility:visible;mso-wrap-style:square;mso-width-percent:0;mso-height-percent:0;mso-wrap-distance-left:9pt;mso-wrap-distance-top:0;mso-wrap-distance-right:9pt;mso-wrap-distance-bottom:0;mso-position-horizontal:absolute;mso-position-horizontal-relative:page;mso-position-vertical:absolute;mso-position-vertical-relative:page;mso-width-percent:0;mso-height-percent:0;mso-width-relative:page;mso-height-relative:page;v-text-anchor:top" o:gfxdata="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" filled="f" stroked="f">
+            <v:shape id="Text Box 1" o:spid="_x0000_s1026" type="#_x0000_t202" style="position:absolute;margin-left:292.9pt;margin-top:775.65pt;width:9.6pt;height:13.05pt;z-index:-251658240;visibility:visible;mso-wrap-style:square;mso-width-percent:0;mso-height-percent:0;mso-wrap-distance-left:9pt;mso-wrap-distance-top:0;mso-wrap-distance-right:9pt;mso-wrap-distance-bottom:0;mso-position-horizontal:absolute;mso-position-horizontal-relative:page;mso-position-vertical:absolute;mso-position-vertical-relative:page;mso-width-percent:0;mso-height-percent:0;mso-width-relative:page;mso-height-relative:page;v-text-anchor:top" o:gfxdata="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" filled="f" stroked="f">
               <v:textbox inset="0,0,0,0">
                 <w:txbxContent>
                   <w:p>
@@ -6642,7 +6666,10 @@
                       <w:fldChar w:fldCharType="separate"/>
                     </w:r>
                     <w:r>
-                      <w:t>3</w:t>
+                      <w:rPr>
+                        <w:noProof/>
+                      </w:rPr>
+                      <w:t>1</w:t>
                     </w:r>
                     <w:r>
                       <w:fldChar w:fldCharType="end"/>
@@ -6661,7 +6688,7 @@
 </file>
 
 <file path=word/footer3.xml><?xml version="1.0" encoding="utf-8"?>
-<w:ftr xmlns:wpc="http://schemas.microsoft.com/office/word/2010/wordprocessingCanvas" xmlns:cx="http://schemas.microsoft.com/office/drawing/2014/chartex" xmlns:cx1="http://schemas.microsoft.com/office/drawing/2015/9/8/chartex" xmlns:cx2="http://schemas.microsoft.com/office/drawing/2015/10/21/chartex" xmlns:cx3="http://schemas.microsoft.com/office/drawing/2016/5/9/chartex" xmlns:cx4="http://schemas.microsoft.com/office/drawing/2016/5/10/chartex" xmlns:cx5="http://schemas.microsoft.com/office/drawing/2016/5/11/chartex" xmlns:cx6="http://schemas.microsoft.com/office/drawing/2016/5/12/chartex" xmlns:cx7="http://schemas.microsoft.com/office/drawing/2016/5/13/chartex" xmlns:cx8="http://schemas.microsoft.com/office/drawing/2016/5/14/chartex" xmlns:mc="http://schemas.openxmlformats.org/markup-compatibility/2006" xmlns:aink="http://schemas.microsoft.com/office/drawing/2016/ink" xmlns:am3d="http://schemas.microsoft.com/office/drawing/2017/model3d" xmlns:o="urn:schemas-microsoft-com:office:office" xmlns:oel="http://schemas.microsoft.com/office/2019/extlst" xmlns:r="http://schemas.openxmlformats.org/officeDocument/2006/relationships" xmlns:m="http://schemas.openxmlformats.org/officeDocument/2006/math" xmlns:v="urn:schemas-microsoft-com:vml" xmlns:wp14="http://schemas.microsoft.com/office/word/2010/wordprocessingDrawing" xmlns:wp="http://schemas.openxmlformats.org/drawingml/2006/wordprocessingDrawing" xmlns:w10="urn:schemas-microsoft-com:office:word" xmlns:w="http://schemas.openxmlformats.org/wordprocessingml/2006/main" xmlns:w14="http://schemas.microsoft.com/office/word/2010/wordml" xmlns:w15="http://schemas.microsoft.com/office/word/2012/wordml" xmlns:w16cex="http://schemas.microsoft.com/office/word/2018/wordml/cex" xmlns:w16cid="http://schemas.microsoft.com/office/word/2016/wordml/cid" xmlns:w16="http://schemas.microsoft.com/office/word/2018/wordml" xmlns:w16du="http://schemas.microsoft.com/office/word/2023/wordml/word16du" xmlns:w16sdtdh="http://schemas.microsoft.com/office/word/2020/wordml/sdtdatahash" xmlns:w16sdtfl="http://schemas.microsoft.com/office/word/2024/wordml/sdtformatlock" xmlns:w16se="http://schemas.microsoft.com/office/word/2015/wordml/symex" xmlns:wpg="http://schemas.microsoft.com/office/word/2010/wordprocessingGroup" xmlns:wpi="http://schemas.microsoft.com/office/word/2010/wordprocessingInk" xmlns:wne="http://schemas.microsoft.com/office/word/2006/wordml" xmlns:wps="http://schemas.microsoft.com/office/word/2010/wordprocessingShape" mc:Ignorable="w14 w15 w16se w16cid w16 w16cex w16sdtdh w16sdtfl w16du wp14">
+<w:ftr xmlns:wpc="http://schemas.microsoft.com/office/word/2010/wordprocessingCanvas" xmlns:cx="http://schemas.microsoft.com/office/drawing/2014/chartex" xmlns:cx1="http://schemas.microsoft.com/office/drawing/2015/9/8/chartex" xmlns:mc="http://schemas.openxmlformats.org/markup-compatibility/2006" xmlns:o="urn:schemas-microsoft-com:office:office" xmlns:r="http://schemas.openxmlformats.org/officeDocument/2006/relationships" xmlns:m="http://schemas.openxmlformats.org/officeDocument/2006/math" xmlns:v="urn:schemas-microsoft-com:vml" xmlns:wp14="http://schemas.microsoft.com/office/word/2010/wordprocessingDrawing" xmlns:wp="http://schemas.openxmlformats.org/drawingml/2006/wordprocessingDrawing" xmlns:w10="urn:schemas-microsoft-com:office:word" xmlns:w="http://schemas.openxmlformats.org/wordprocessingml/2006/main" xmlns:w14="http://schemas.microsoft.com/office/word/2010/wordml" xmlns:w15="http://schemas.microsoft.com/office/word/2012/wordml" xmlns:w16se="http://schemas.microsoft.com/office/word/2015/wordml/symex" xmlns:wpg="http://schemas.microsoft.com/office/word/2010/wordprocessingGroup" xmlns:wpi="http://schemas.microsoft.com/office/word/2010/wordprocessingInk" xmlns:wne="http://schemas.microsoft.com/office/word/2006/wordml" xmlns:wps="http://schemas.microsoft.com/office/word/2010/wordprocessingShape" mc:Ignorable="w14 w15 w16se wp14">
   <w:p>
     <w:pPr>
       <w:pStyle w:val="Piedepgina"/>
@@ -6671,7 +6698,7 @@
 </file>
 
 <file path=word/footnotes.xml><?xml version="1.0" encoding="utf-8"?>
-<w:footnotes xmlns:wpc="http://schemas.microsoft.com/office/word/2010/wordprocessingCanvas" xmlns:cx="http://schemas.microsoft.com/office/drawing/2014/chartex" xmlns:cx1="http://schemas.microsoft.com/office/drawing/2015/9/8/chartex" xmlns:cx2="http://schemas.microsoft.com/office/drawing/2015/10/21/chartex" xmlns:cx3="http://schemas.microsoft.com/office/drawing/2016/5/9/chartex" xmlns:cx4="http://schemas.microsoft.com/office/drawing/2016/5/10/chartex" xmlns:cx5="http://schemas.microsoft.com/office/drawing/2016/5/11/chartex" xmlns:cx6="http://schemas.microsoft.com/office/drawing/2016/5/12/chartex" xmlns:cx7="http://schemas.microsoft.com/office/drawing/2016/5/13/chartex" xmlns:cx8="http://schemas.microsoft.com/office/drawing/2016/5/14/chartex" xmlns:mc="http://schemas.openxmlformats.org/markup-compatibility/2006" xmlns:aink="http://schemas.microsoft.com/office/drawing/2016/ink" xmlns:am3d="http://schemas.microsoft.com/office/drawing/2017/model3d" xmlns:o="urn:schemas-microsoft-com:office:office" xmlns:oel="http://schemas.microsoft.com/office/2019/extlst" xmlns:r="http://schemas.openxmlformats.org/officeDocument/2006/relationships" xmlns:m="http://schemas.openxmlformats.org/officeDocument/2006/math" xmlns:v="urn:schemas-microsoft-com:vml" xmlns:wp14="http://schemas.microsoft.com/office/word/2010/wordprocessingDrawing" xmlns:wp="http://schemas.openxmlformats.org/drawingml/2006/wordprocessingDrawing" xmlns:w10="urn:schemas-microsoft-com:office:word" xmlns:w="http://schemas.openxmlformats.org/wordprocessingml/2006/main" xmlns:w14="http://schemas.microsoft.com/office/word/2010/wordml" xmlns:w15="http://schemas.microsoft.com/office/word/2012/wordml" xmlns:w16cex="http://schemas.microsoft.com/office/word/2018/wordml/cex" xmlns:w16cid="http://schemas.microsoft.com/office/word/2016/wordml/cid" xmlns:w16="http://schemas.microsoft.com/office/word/2018/wordml" xmlns:w16du="http://schemas.microsoft.com/office/word/2023/wordml/word16du" xmlns:w16sdtdh="http://schemas.microsoft.com/office/word/2020/wordml/sdtdatahash" xmlns:w16sdtfl="http://schemas.microsoft.com/office/word/2024/wordml/sdtformatlock" xmlns:w16se="http://schemas.microsoft.com/office/word/2015/wordml/symex" xmlns:wpg="http://schemas.microsoft.com/office/word/2010/wordprocessingGroup" xmlns:wpi="http://schemas.microsoft.com/office/word/2010/wordprocessingInk" xmlns:wne="http://schemas.microsoft.com/office/word/2006/wordml" xmlns:wps="http://schemas.microsoft.com/office/word/2010/wordprocessingShape" mc:Ignorable="w14 w15 w16se w16cid w16 w16cex w16sdtdh w16sdtfl w16du wp14">
+<w:footnotes xmlns:wpc="http://schemas.microsoft.com/office/word/2010/wordprocessingCanvas" xmlns:cx="http://schemas.microsoft.com/office/drawing/2014/chartex" xmlns:cx1="http://schemas.microsoft.com/office/drawing/2015/9/8/chartex" xmlns:mc="http://schemas.openxmlformats.org/markup-compatibility/2006" xmlns:o="urn:schemas-microsoft-com:office:office" xmlns:r="http://schemas.openxmlformats.org/officeDocument/2006/relationships" xmlns:m="http://schemas.openxmlformats.org/officeDocument/2006/math" xmlns:v="urn:schemas-microsoft-com:vml" xmlns:wp14="http://schemas.microsoft.com/office/word/2010/wordprocessingDrawing" xmlns:wp="http://schemas.openxmlformats.org/drawingml/2006/wordprocessingDrawing" xmlns:w10="urn:schemas-microsoft-com:office:word" xmlns:w="http://schemas.openxmlformats.org/wordprocessingml/2006/main" xmlns:w14="http://schemas.microsoft.com/office/word/2010/wordml" xmlns:w15="http://schemas.microsoft.com/office/word/2012/wordml" xmlns:w16se="http://schemas.microsoft.com/office/word/2015/wordml/symex" xmlns:wpg="http://schemas.microsoft.com/office/word/2010/wordprocessingGroup" xmlns:wpi="http://schemas.microsoft.com/office/word/2010/wordprocessingInk" xmlns:wne="http://schemas.microsoft.com/office/word/2006/wordml" xmlns:wps="http://schemas.microsoft.com/office/word/2010/wordprocessingShape" mc:Ignorable="w14 w15 w16se wp14">
   <w:footnote w:type="separator" w:id="-1">
     <w:p>
       <w:r>
@@ -6789,25 +6816,25 @@
           <w:vertAlign w:val="superscript"/>
           <w:lang w:val="es-ES_tradnl"/>
         </w:rPr>
-        <w:t xml:space="preserve"> Por “</w:t>
-      </w:r>
-      <w:proofErr w:type="gramStart"/>
-      <w:r>
+        <w:t xml:space="preserve"> Por “Funcionario Público” se refiere a:</w:t>
+      </w:r>
+    </w:p>
+    <w:p>
+      <w:pPr>
+        <w:pStyle w:val="Textonotapie"/>
         <w:rPr>
           <w:bCs/>
           <w:vertAlign w:val="superscript"/>
           <w:lang w:val="es-ES_tradnl"/>
         </w:rPr>
-        <w:t>Funcionario</w:t>
-      </w:r>
-      <w:proofErr w:type="gramEnd"/>
+      </w:pPr>
       <w:r>
         <w:rPr>
           <w:bCs/>
           <w:vertAlign w:val="superscript"/>
           <w:lang w:val="es-ES_tradnl"/>
         </w:rPr>
-        <w:t xml:space="preserve"> Público” se refiere a:</w:t>
+        <w:t xml:space="preserve">(1) Cualquier funcionario, empleado o persona que actúe por o en nombre de: (i) el gobierno, o un organismo, repartición o ente gubernamental; (ii) una sociedad estatal o controlada (parcialmente o totalmente) por el Estado, o una sociedad de economía mixta; (iii) cualquier otra persona que ejerza una función pública en todos los niveles y en cualquier ámbito (local, provincial o nacional) </w:t>
       </w:r>
     </w:p>
     <w:p>
@@ -6825,61 +6852,71 @@
           <w:vertAlign w:val="superscript"/>
           <w:lang w:val="es-ES_tradnl"/>
         </w:rPr>
-        <w:t>(1) Cualquier funcionario, empleado o persona que actúe por o en nombre de: (i) el gobierno, o un organismo, repartición o ente gubernamental; (</w:t>
-      </w:r>
-      <w:r>
+        <w:t>(2) Cualquier titular de un cargo o empleo público, sea electo o designado, y que se desempeñe en cualquiera de los niveles, reparticiones, organismos o entes de los Poderes Ejecutivo, Legislativo y Judicial de la Nación, de las Provincias, Departamentos, Distritos, Municipios o de la Ciudad Autónoma de Buenos Aires (en la República Argentina)</w:t>
+      </w:r>
+    </w:p>
+    <w:p>
+      <w:pPr>
+        <w:pStyle w:val="Textonotapie"/>
         <w:rPr>
           <w:bCs/>
           <w:vertAlign w:val="superscript"/>
           <w:lang w:val="es-ES_tradnl"/>
         </w:rPr>
-        <w:t>ii) una sociedad estatal o controlada (</w:t>
-      </w:r>
-      <w:proofErr w:type="gramStart"/>
+      </w:pPr>
       <w:r>
         <w:rPr>
           <w:bCs/>
           <w:vertAlign w:val="superscript"/>
           <w:lang w:val="es-ES_tradnl"/>
         </w:rPr>
-        <w:t>parcialmente o totalmente</w:t>
-      </w:r>
-      <w:proofErr w:type="gramEnd"/>
-      <w:r>
+        <w:t>(3) Cualquier partido político, funcionario, empleado o persona que actúe por o en nombre de un partido político o sea candidato a un cargo público (como, por ejemplo, candidatos a cargos electivos, miembros de cualquier partido político y funcionarios con funciones administrativas contratados por partidos políticos)</w:t>
+      </w:r>
+    </w:p>
+    <w:p>
+      <w:pPr>
+        <w:pStyle w:val="Textonotapie"/>
         <w:rPr>
           <w:bCs/>
           <w:vertAlign w:val="superscript"/>
           <w:lang w:val="es-ES_tradnl"/>
         </w:rPr>
-        <w:t xml:space="preserve">) por el Estado, o una sociedad de economía mixta; (iii) cualquier otra persona que ejerza una función pública en todos los niveles y en cualquier ámbito (local, provincial o nacional) </w:t>
-      </w:r>
-    </w:p>
-    <w:p>
-      <w:pPr>
-        <w:pStyle w:val="Textonotapie"/>
+      </w:pPr>
+      <w:r>
         <w:rPr>
           <w:bCs/>
           <w:vertAlign w:val="superscript"/>
           <w:lang w:val="es-ES_tradnl"/>
         </w:rPr>
-      </w:pPr>
-      <w:r>
+        <w:t>(4) Cualquier funcionario, agente o persona que actúe por o en nombre de un Estado Extranjero y/o de una organización internacional pública (como, por ejemplo, las Naciones Unidas, la Organización de Estados Americanos, la Comisión Europea, el Tribunal de Justicia Europeo; el Banco Mundial o el Fondo Monetario Internacional) o de cualquiera de sus organismos, reparticiones o entes, o de una sociedad controlada o participada por los mismos.</w:t>
+      </w:r>
+    </w:p>
+    <w:p>
+      <w:pPr>
+        <w:pStyle w:val="Textonotapie"/>
         <w:rPr>
           <w:bCs/>
           <w:vertAlign w:val="superscript"/>
           <w:lang w:val="es-ES_tradnl"/>
         </w:rPr>
-        <w:t>(2) Cualquier titular de un cargo o empleo público, sea electo o designado, y que se desempeñe en cualquiera de los niveles, reparticiones, organismos o entes de los Poderes Ejecutivo, Legislativo y Judicial de la Nación, de las Provincias, Departamentos, Distritos, Municipios o de la Ciudad Autónoma de Buenos Aires (en la República Argentina)</w:t>
-      </w:r>
-    </w:p>
-    <w:p>
-      <w:pPr>
-        <w:pStyle w:val="Textonotapie"/>
+      </w:pPr>
+      <w:r>
         <w:rPr>
           <w:bCs/>
           <w:vertAlign w:val="superscript"/>
           <w:lang w:val="es-ES_tradnl"/>
         </w:rPr>
+        <w:t>(5) Todo personal contratado por los organismos, entidades o sociedades citadas en los párrafos que anteceden y/o asesores de cualquiera de los funcionarios o empleados definidos.</w:t>
+      </w:r>
+    </w:p>
+    <w:p>
+      <w:pPr>
+        <w:pStyle w:val="Textonotapie"/>
+        <w:rPr>
+          <w:b/>
+          <w:vertAlign w:val="superscript"/>
+          <w:lang w:val="es-ES_tradnl"/>
+        </w:rPr>
       </w:pPr>
       <w:r>
         <w:rPr>
@@ -6887,79 +6924,7 @@
           <w:vertAlign w:val="superscript"/>
           <w:lang w:val="es-ES_tradnl"/>
         </w:rPr>
-        <w:t>(3) Cualquier partido político, funcionario, empleado o persona que actúe por o en nombre de un partido político o sea candidato a un cargo público (como, por ejemplo, candidatos a cargos electivos, miembros de cualquier partido político y funcionarios con funciones administrativas contratados por partidos políticos)</w:t>
-      </w:r>
-    </w:p>
-    <w:p>
-      <w:pPr>
-        <w:pStyle w:val="Textonotapie"/>
-        <w:rPr>
-          <w:bCs/>
-          <w:vertAlign w:val="superscript"/>
-          <w:lang w:val="es-ES_tradnl"/>
-        </w:rPr>
-      </w:pPr>
-      <w:r>
-        <w:rPr>
-          <w:bCs/>
-          <w:vertAlign w:val="superscript"/>
-          <w:lang w:val="es-ES_tradnl"/>
-        </w:rPr>
-        <w:t>(4) Cualquier funcionario, agente o persona que actúe por o en nombre de un Estado Extranjero y/o de una organización internacional pública (como, por ejemplo, las Naciones Unidas, la Organización de Estados Americanos, la Comisión Europea, el Tribunal de Justicia Europeo; el Banco Mundial o el Fondo Monetario Internacional) o de cualquiera de sus organismos, reparticiones o entes, o de una sociedad controlada o participada por los mismos.</w:t>
-      </w:r>
-    </w:p>
-    <w:p>
-      <w:pPr>
-        <w:pStyle w:val="Textonotapie"/>
-        <w:rPr>
-          <w:bCs/>
-          <w:vertAlign w:val="superscript"/>
-          <w:lang w:val="es-ES_tradnl"/>
-        </w:rPr>
-      </w:pPr>
-      <w:r>
-        <w:rPr>
-          <w:bCs/>
-          <w:vertAlign w:val="superscript"/>
-          <w:lang w:val="es-ES_tradnl"/>
-        </w:rPr>
-        <w:t>(5) Todo personal contratado por los organismos, entidades o sociedades citadas en los párrafos que anteceden y/o asesores de cualquiera de los funcionarios o empleados definidos.</w:t>
-      </w:r>
-    </w:p>
-    <w:p>
-      <w:pPr>
-        <w:pStyle w:val="Textonotapie"/>
-        <w:rPr>
-          <w:b/>
-          <w:vertAlign w:val="superscript"/>
-          <w:lang w:val="es-ES_tradnl"/>
-        </w:rPr>
-      </w:pPr>
-      <w:r>
-        <w:rPr>
-          <w:bCs/>
-          <w:vertAlign w:val="superscript"/>
-          <w:lang w:val="es-ES_tradnl"/>
-        </w:rPr>
-        <w:t>(6) En caso de duda o ambigüedad sobre si una persona califica como “</w:t>
-      </w:r>
-      <w:proofErr w:type="gramStart"/>
-      <w:r>
-        <w:rPr>
-          <w:bCs/>
-          <w:vertAlign w:val="superscript"/>
-          <w:lang w:val="es-ES_tradnl"/>
-        </w:rPr>
-        <w:t>Funcionario</w:t>
-      </w:r>
-      <w:proofErr w:type="gramEnd"/>
-      <w:r>
-        <w:rPr>
-          <w:bCs/>
-          <w:vertAlign w:val="superscript"/>
-          <w:lang w:val="es-ES_tradnl"/>
-        </w:rPr>
-        <w:t xml:space="preserve"> Público” a los fines de esta Política, se podrá consultar al área de Compliance correspondiente.</w:t>
+        <w:t>(6) En caso de duda o ambigüedad sobre si una persona califica como “Funcionario Público” a los fines de esta Política, se podrá consultar al área de Compliance correspondiente.</w:t>
       </w:r>
     </w:p>
     <w:p>
@@ -6972,7 +6937,7 @@
 </file>
 
 <file path=word/numbering.xml><?xml version="1.0" encoding="utf-8"?>
-<w:numbering xmlns:wpc="http://schemas.microsoft.com/office/word/2010/wordprocessingCanvas" xmlns:cx="http://schemas.microsoft.com/office/drawing/2014/chartex" xmlns:cx1="http://schemas.microsoft.com/office/drawing/2015/9/8/chartex" xmlns:cx2="http://schemas.microsoft.com/office/drawing/2015/10/21/chartex" xmlns:cx3="http://schemas.microsoft.com/office/drawing/2016/5/9/chartex" xmlns:cx4="http://schemas.microsoft.com/office/drawing/2016/5/10/chartex" xmlns:cx5="http://schemas.microsoft.com/office/drawing/2016/5/11/chartex" xmlns:cx6="http://schemas.microsoft.com/office/drawing/2016/5/12/chartex" xmlns:cx7="http://schemas.microsoft.com/office/drawing/2016/5/13/chartex" xmlns:cx8="http://schemas.microsoft.com/office/drawing/2016/5/14/chartex" xmlns:mc="http://schemas.openxmlformats.org/markup-compatibility/2006" xmlns:aink="http://schemas.microsoft.com/office/drawing/2016/ink" xmlns:am3d="http://schemas.microsoft.com/office/drawing/2017/model3d" xmlns:o="urn:schemas-microsoft-com:office:office" xmlns:oel="http://schemas.microsoft.com/office/2019/extlst" xmlns:r="http://schemas.openxmlformats.org/officeDocument/2006/relationships" xmlns:m="http://schemas.openxmlformats.org/officeDocument/2006/math" xmlns:v="urn:schemas-microsoft-com:vml" xmlns:wp14="http://schemas.microsoft.com/office/word/2010/wordprocessingDrawing" xmlns:wp="http://schemas.openxmlformats.org/drawingml/2006/wordprocessingDrawing" xmlns:w10="urn:schemas-microsoft-com:office:word" xmlns:w="http://schemas.openxmlformats.org/wordprocessingml/2006/main" xmlns:w14="http://schemas.microsoft.com/office/word/2010/wordml" xmlns:w15="http://schemas.microsoft.com/office/word/2012/wordml" xmlns:w16cex="http://schemas.microsoft.com/office/word/2018/wordml/cex" xmlns:w16cid="http://schemas.microsoft.com/office/word/2016/wordml/cid" xmlns:w16="http://schemas.microsoft.com/office/word/2018/wordml" xmlns:w16du="http://schemas.microsoft.com/office/word/2023/wordml/word16du" xmlns:w16sdtdh="http://schemas.microsoft.com/office/word/2020/wordml/sdtdatahash" xmlns:w16sdtfl="http://schemas.microsoft.com/office/word/2024/wordml/sdtformatlock" xmlns:w16se="http://schemas.microsoft.com/office/word/2015/wordml/symex" xmlns:wpg="http://schemas.microsoft.com/office/word/2010/wordprocessingGroup" xmlns:wpi="http://schemas.microsoft.com/office/word/2010/wordprocessingInk" xmlns:wne="http://schemas.microsoft.com/office/word/2006/wordml" xmlns:wps="http://schemas.microsoft.com/office/word/2010/wordprocessingShape" mc:Ignorable="w14 w15 w16se w16cid w16 w16cex w16sdtdh w16sdtfl w16du wp14">
+<w:numbering xmlns:wpc="http://schemas.microsoft.com/office/word/2010/wordprocessingCanvas" xmlns:cx="http://schemas.microsoft.com/office/drawing/2014/chartex" xmlns:cx1="http://schemas.microsoft.com/office/drawing/2015/9/8/chartex" xmlns:mc="http://schemas.openxmlformats.org/markup-compatibility/2006" xmlns:o="urn:schemas-microsoft-com:office:office" xmlns:r="http://schemas.openxmlformats.org/officeDocument/2006/relationships" xmlns:m="http://schemas.openxmlformats.org/officeDocument/2006/math" xmlns:v="urn:schemas-microsoft-com:vml" xmlns:wp14="http://schemas.microsoft.com/office/word/2010/wordprocessingDrawing" xmlns:wp="http://schemas.openxmlformats.org/drawingml/2006/wordprocessingDrawing" xmlns:w10="urn:schemas-microsoft-com:office:word" xmlns:w="http://schemas.openxmlformats.org/wordprocessingml/2006/main" xmlns:w14="http://schemas.microsoft.com/office/word/2010/wordml" xmlns:w15="http://schemas.microsoft.com/office/word/2012/wordml" xmlns:w16se="http://schemas.microsoft.com/office/word/2015/wordml/symex" xmlns:wpg="http://schemas.microsoft.com/office/word/2010/wordprocessingGroup" xmlns:wpi="http://schemas.microsoft.com/office/word/2010/wordprocessingInk" xmlns:wne="http://schemas.microsoft.com/office/word/2006/wordml" xmlns:wps="http://schemas.microsoft.com/office/word/2010/wordprocessingShape" mc:Ignorable="w14 w15 w16se wp14">
   <w:abstractNum w:abstractNumId="0" w15:restartNumberingAfterBreak="0">
     <w:nsid w:val="08886FF0"/>
     <w:multiLevelType w:val="hybridMultilevel"/>
@@ -7675,19 +7640,19 @@
       </w:pPr>
     </w:lvl>
   </w:abstractNum>
-  <w:num w:numId="1" w16cid:durableId="1419986781">
+  <w:num w:numId="1">
     <w:abstractNumId w:val="7"/>
   </w:num>
-  <w:num w:numId="2" w16cid:durableId="1011949708">
+  <w:num w:numId="2">
     <w:abstractNumId w:val="3"/>
   </w:num>
-  <w:num w:numId="3" w16cid:durableId="527376640">
+  <w:num w:numId="3">
     <w:abstractNumId w:val="0"/>
   </w:num>
-  <w:num w:numId="4" w16cid:durableId="939530740">
+  <w:num w:numId="4">
     <w:abstractNumId w:val="4"/>
   </w:num>
-  <w:num w:numId="5" w16cid:durableId="806094189">
+  <w:num w:numId="5">
     <w:abstractNumId w:val="6"/>
     <w:lvlOverride w:ilvl="0">
       <w:startOverride w:val="1"/>
@@ -7717,10 +7682,10 @@
       <w:startOverride w:val="1"/>
     </w:lvlOverride>
   </w:num>
-  <w:num w:numId="6" w16cid:durableId="436606515">
+  <w:num w:numId="6">
     <w:abstractNumId w:val="2"/>
   </w:num>
-  <w:num w:numId="7" w16cid:durableId="442237676">
+  <w:num w:numId="7">
     <w:abstractNumId w:val="1"/>
     <w:lvlOverride w:ilvl="0">
       <w:startOverride w:val="1"/>
@@ -7750,17 +7715,17 @@
       <w:startOverride w:val="1"/>
     </w:lvlOverride>
   </w:num>
-  <w:num w:numId="8" w16cid:durableId="1192258588">
+  <w:num w:numId="8">
     <w:abstractNumId w:val="2"/>
   </w:num>
-  <w:num w:numId="9" w16cid:durableId="1383823711">
+  <w:num w:numId="9">
     <w:abstractNumId w:val="5"/>
   </w:num>
 </w:numbering>
 </file>
 
 <file path=word/styles.xml><?xml version="1.0" encoding="utf-8"?>
-<w:styles xmlns:mc="http://schemas.openxmlformats.org/markup-compatibility/2006" xmlns:r="http://schemas.openxmlformats.org/officeDocument/2006/relationships" xmlns:w="http://schemas.openxmlformats.org/wordprocessingml/2006/main" xmlns:w14="http://schemas.microsoft.com/office/word/2010/wordml" xmlns:w15="http://schemas.microsoft.com/office/word/2012/wordml" xmlns:w16cex="http://schemas.microsoft.com/office/word/2018/wordml/cex" xmlns:w16cid="http://schemas.microsoft.com/office/word/2016/wordml/cid" xmlns:w16="http://schemas.microsoft.com/office/word/2018/wordml" xmlns:w16du="http://schemas.microsoft.com/office/word/2023/wordml/word16du" xmlns:w16sdtdh="http://schemas.microsoft.com/office/word/2020/wordml/sdtdatahash" xmlns:w16sdtfl="http://schemas.microsoft.com/office/word/2024/wordml/sdtformatlock" xmlns:w16se="http://schemas.microsoft.com/office/word/2015/wordml/symex" mc:Ignorable="w14 w15 w16se w16cid w16 w16cex w16sdtdh w16sdtfl w16du">
+<w:styles xmlns:mc="http://schemas.openxmlformats.org/markup-compatibility/2006" xmlns:r="http://schemas.openxmlformats.org/officeDocument/2006/relationships" xmlns:w="http://schemas.openxmlformats.org/wordprocessingml/2006/main" xmlns:w14="http://schemas.microsoft.com/office/word/2010/wordml" xmlns:w15="http://schemas.microsoft.com/office/word/2012/wordml" xmlns:w16se="http://schemas.microsoft.com/office/word/2015/wordml/symex" mc:Ignorable="w14 w15 w16se">
   <w:docDefaults>
     <w:rPrDefault>
       <w:rPr>
@@ -7778,7 +7743,7 @@
       </w:pPr>
     </w:pPrDefault>
   </w:docDefaults>
-  <w:latentStyles w:defLockedState="0" w:defUIPriority="99" w:defSemiHidden="0" w:defUnhideWhenUsed="0" w:defQFormat="0" w:count="376">
+  <w:latentStyles w:defLockedState="0" w:defUIPriority="99" w:defSemiHidden="0" w:defUnhideWhenUsed="0" w:defQFormat="0" w:count="371">
     <w:lsdException w:name="Normal" w:uiPriority="0" w:qFormat="1"/>
     <w:lsdException w:name="heading 1" w:uiPriority="9" w:qFormat="1"/>
     <w:lsdException w:name="heading 2" w:semiHidden="1" w:uiPriority="9" w:unhideWhenUsed="1" w:qFormat="1"/>
@@ -8150,11 +8115,6 @@
     <w:lsdException w:name="List Table 5 Dark Accent 6" w:uiPriority="50"/>
     <w:lsdException w:name="List Table 6 Colorful Accent 6" w:uiPriority="51"/>
     <w:lsdException w:name="List Table 7 Colorful Accent 6" w:uiPriority="52"/>
-    <w:lsdException w:name="Mention" w:semiHidden="1" w:unhideWhenUsed="1"/>
-    <w:lsdException w:name="Smart Hyperlink" w:semiHidden="1" w:unhideWhenUsed="1"/>
-    <w:lsdException w:name="Hashtag" w:semiHidden="1" w:unhideWhenUsed="1"/>
-    <w:lsdException w:name="Unresolved Mention" w:semiHidden="1" w:unhideWhenUsed="1"/>
-    <w:lsdException w:name="Smart Link" w:semiHidden="1" w:unhideWhenUsed="1"/>
   </w:latentStyles>
   <w:style w:type="paragraph" w:default="1" w:styleId="Normal">
     <w:name w:val="Normal"/>
@@ -8717,25 +8677,6 @@
 </file>
 
 <file path=customXml/item1.xml><?xml version="1.0" encoding="utf-8"?>
-<p:properties xmlns:p="http://schemas.microsoft.com/office/2006/metadata/properties" xmlns:xsi="http://www.w3.org/2001/XMLSchema-instance" xmlns:pc="http://schemas.microsoft.com/office/infopath/2007/PartnerControls">
-  <documentManagement/>
-</p:properties>
-</file>
-
-<file path=customXml/item2.xml><?xml version="1.0" encoding="utf-8"?>
-<b:Sources xmlns:b="http://schemas.openxmlformats.org/officeDocument/2006/bibliography" xmlns="http://schemas.openxmlformats.org/officeDocument/2006/bibliography" SelectedStyle="\APASixthEditionOfficeOnline.xsl" StyleName="APA" Version="6"/>
-</file>
-
-<file path=customXml/item3.xml><?xml version="1.0" encoding="utf-8"?>
-<?mso-contentType ?>
-<FormTemplates xmlns="http://schemas.microsoft.com/sharepoint/v3/contenttype/forms">
-  <Display>DocumentLibraryForm</Display>
-  <Edit>DocumentLibraryForm</Edit>
-  <New>DocumentLibraryForm</New>
-</FormTemplates>
-</file>
-
-<file path=customXml/item4.xml><?xml version="1.0" encoding="utf-8"?>
 <ct:contentTypeSchema xmlns:ct="http://schemas.microsoft.com/office/2006/metadata/contentType" xmlns:ma="http://schemas.microsoft.com/office/2006/metadata/properties/metaAttributes" ct:_="" ma:_="" ma:contentTypeName="Document" ma:contentTypeID="0x010100B91CCA4B222D8949B08D8DD731AA5AF4" ma:contentTypeVersion="1" ma:contentTypeDescription="Create a new document." ma:contentTypeScope="" ma:versionID="70b84797dce572ef42fbf0f7afcd4060">
   <xsd:schema xmlns:xsd="http://www.w3.org/2001/XMLSchema" xmlns:xs="http://www.w3.org/2001/XMLSchema" xmlns:p="http://schemas.microsoft.com/office/2006/metadata/properties" xmlns:ns2="7c0914e4-2baf-41aa-8695-c677da8a6988" xmlns:ns3="39f93077-2e26-4efb-a310-64e6bcf1cac8" targetNamespace="http://schemas.microsoft.com/office/2006/metadata/properties" ma:root="true" ma:fieldsID="1eae6e72528d36f21057520e0181f7d1" ns2:_="" ns3:_="">
     <xsd:import namespace="7c0914e4-2baf-41aa-8695-c677da8a6988"/>
@@ -8912,32 +8853,26 @@
 </ct:contentTypeSchema>
 </file>
 
-<file path=customXml/itemProps1.xml><?xml version="1.0" encoding="utf-8"?>
-<ds:datastoreItem xmlns:ds="http://schemas.openxmlformats.org/officeDocument/2006/customXml" ds:itemID="{67E99444-F817-4CF5-AA89-71435942027B}">
-  <ds:schemaRefs>
-    <ds:schemaRef ds:uri="http://schemas.microsoft.com/office/2006/metadata/properties"/>
-    <ds:schemaRef ds:uri="http://schemas.microsoft.com/office/infopath/2007/PartnerControls"/>
-  </ds:schemaRefs>
-</ds:datastoreItem>
+<file path=customXml/item2.xml><?xml version="1.0" encoding="utf-8"?>
+<?mso-contentType ?>
+<FormTemplates xmlns="http://schemas.microsoft.com/sharepoint/v3/contenttype/forms">
+  <Display>DocumentLibraryForm</Display>
+  <Edit>DocumentLibraryForm</Edit>
+  <New>DocumentLibraryForm</New>
+</FormTemplates>
 </file>
 
-<file path=customXml/itemProps2.xml><?xml version="1.0" encoding="utf-8"?>
-<ds:datastoreItem xmlns:ds="http://schemas.openxmlformats.org/officeDocument/2006/customXml" ds:itemID="{B7503D3E-F319-4C8C-A9AA-1DDB5E16EE1C}">
-  <ds:schemaRefs>
-    <ds:schemaRef ds:uri="http://schemas.openxmlformats.org/officeDocument/2006/bibliography"/>
-  </ds:schemaRefs>
-</ds:datastoreItem>
+<file path=customXml/item3.xml><?xml version="1.0" encoding="utf-8"?>
+<p:properties xmlns:p="http://schemas.microsoft.com/office/2006/metadata/properties" xmlns:xsi="http://www.w3.org/2001/XMLSchema-instance" xmlns:pc="http://schemas.microsoft.com/office/infopath/2007/PartnerControls">
+  <documentManagement/>
+</p:properties>
 </file>
 
-<file path=customXml/itemProps3.xml><?xml version="1.0" encoding="utf-8"?>
-<ds:datastoreItem xmlns:ds="http://schemas.openxmlformats.org/officeDocument/2006/customXml" ds:itemID="{44C69C6F-BF13-4F4E-81F5-B328237E2D8B}">
-  <ds:schemaRefs>
-    <ds:schemaRef ds:uri="http://schemas.microsoft.com/sharepoint/v3/contenttype/forms"/>
-  </ds:schemaRefs>
-</ds:datastoreItem>
+<file path=customXml/item4.xml><?xml version="1.0" encoding="utf-8"?>
+<b:Sources xmlns:b="http://schemas.openxmlformats.org/officeDocument/2006/bibliography" xmlns="http://schemas.openxmlformats.org/officeDocument/2006/bibliography" SelectedStyle="\APASixthEditionOfficeOnline.xsl" StyleName="APA" Version="6"/>
 </file>
 
-<file path=customXml/itemProps4.xml><?xml version="1.0" encoding="utf-8"?>
+<file path=customXml/itemProps1.xml><?xml version="1.0" encoding="utf-8"?>
 <ds:datastoreItem xmlns:ds="http://schemas.openxmlformats.org/officeDocument/2006/customXml" ds:itemID="{F4665C87-7E9C-41B1-90CA-9A62E3EFCDB9}">
   <ds:schemaRefs>
     <ds:schemaRef ds:uri="http://schemas.microsoft.com/office/2006/metadata/contentType"/>
@@ -8956,6 +8891,31 @@
 </ds:datastoreItem>
 </file>
 
+<file path=customXml/itemProps2.xml><?xml version="1.0" encoding="utf-8"?>
+<ds:datastoreItem xmlns:ds="http://schemas.openxmlformats.org/officeDocument/2006/customXml" ds:itemID="{44C69C6F-BF13-4F4E-81F5-B328237E2D8B}">
+  <ds:schemaRefs>
+    <ds:schemaRef ds:uri="http://schemas.microsoft.com/sharepoint/v3/contenttype/forms"/>
+  </ds:schemaRefs>
+</ds:datastoreItem>
+</file>
+
+<file path=customXml/itemProps3.xml><?xml version="1.0" encoding="utf-8"?>
+<ds:datastoreItem xmlns:ds="http://schemas.openxmlformats.org/officeDocument/2006/customXml" ds:itemID="{67E99444-F817-4CF5-AA89-71435942027B}">
+  <ds:schemaRefs>
+    <ds:schemaRef ds:uri="http://schemas.microsoft.com/office/2006/metadata/properties"/>
+    <ds:schemaRef ds:uri="http://schemas.microsoft.com/office/infopath/2007/PartnerControls"/>
+  </ds:schemaRefs>
+</ds:datastoreItem>
+</file>
+
+<file path=customXml/itemProps4.xml><?xml version="1.0" encoding="utf-8"?>
+<ds:datastoreItem xmlns:ds="http://schemas.openxmlformats.org/officeDocument/2006/customXml" ds:itemID="{90DEE9CB-69F8-40B2-A0F6-486F556FD5BD}">
+  <ds:schemaRefs>
+    <ds:schemaRef ds:uri="http://schemas.openxmlformats.org/officeDocument/2006/bibliography"/>
+  </ds:schemaRefs>
+</ds:datastoreItem>
+</file>
+
 <file path=docMetadata/LabelInfo.xml><?xml version="1.0" encoding="utf-8"?>
 <clbl:labelList xmlns:clbl="http://schemas.microsoft.com/office/2020/mipLabelMetadata">
   <clbl:label id="{ae67402c-8836-4bc5-8dc7-52e17881ec87}" enabled="1" method="Privileged" siteId="{17d02e16-8b83-4168-ba0d-c61ac0d093a6}" contentBits="0" removed="0"/>
